--- a/07_reports/05_Research_Step_Summary.docx
+++ b/07_reports/05_Research_Step_Summary.docx
@@ -11856,7 +11856,7 @@
           <w:szCs w:val="21"/>
           <w:color w:val="000000"/>
         </w:rPr>
-        <w:t xml:space="preserve"> S1-S3 test the outcome definition (S3 is smaller because many semaglutide patients who "discontinued" had switched to tirzepatide); S4-S6 test the analytic method; S7-S8 test the handling of possible diabetes misclassification and missing BMI; S9 tests cost outliers; S10-S11 probe unmeasured confounding.</w:t>
+        <w:t xml:space="preserve"> S1-S3 test the outcome definition (S3 is smaller because many semaglutide patients who "discontinued" had switched to tirzepatide); S4-S6 test the analytic method; S7-S8 test the handling of possible diabetes misclassification and missing BMI; S9 tests cost outliers; S10-S11 probe unmeasured confounding. The E-value (VanderWeele &amp; Ding 2017) is the minimum strength of association, on the risk ratio scale, that an unmeasured confounder would need with both drug choice and persistence to explain away the result.</w:t>
       </w:r>
     </w:p>
     <w:p>
@@ -12056,7 +12056,7 @@
           <w:szCs w:val="21"/>
           <w:color w:val="000000"/>
         </w:rPr>
-        <w:t xml:space="preserve">The finding was robust to definitions, methods, outliers and missing BMI; the negative control was null; an unmeasured confounder would need RR &gt;= 1.54 with both drug choice and persistence to explain away the point estimate.</w:t>
+        <w:t xml:space="preserve">The finding was robust to definitions, methods, outliers and missing BMI; the negative control was null; an unmeasured confounder would need RR &gt;= 1.54 with both drug choice and persistence to explain away the point estimate (E-value; VanderWeele &amp; Ding 2017).</w:t>
       </w:r>
     </w:p>
     <w:p>
@@ -12255,7 +12255,7 @@
           <w:szCs w:val="21"/>
           <w:color w:val="000000"/>
         </w:rPr>
-        <w:t xml:space="preserve">) follows RECORD-PE and the TARGET guideline; the checklist (</w:t>
+        <w:t xml:space="preserve">) follows RECORD-PE and the TARGET guideline and cites all 18 sources in the literature folder plus the E-value methods paper (19 references); the checklist (</w:t>
       </w:r>
       <w:r>
         <w:rPr>
@@ -13372,6 +13372,342 @@
           <w:trHeight w:val="360" w:hRule="auto"/>
         </w:trPr>
         body6
+        <w:tc>
+          <w:tcPr>
+            <w:tcBorders>
+              <w:bottom w:val="none" w:sz="0" w:space="0" w:color="000000"/>
+              <w:top w:val="none" w:sz="0" w:space="0" w:color="000000"/>
+              <w:left w:val="none" w:sz="0" w:space="0" w:color="000000"/>
+              <w:right w:val="none" w:sz="0" w:space="0" w:color="000000"/>
+            </w:tcBorders>
+            <w:shd w:val="clear" w:color="auto" w:fill="FFFFFF"/>
+            <w:tcMar>
+              <w:top w:w="0" w:type="dxa"/>
+              <w:bottom w:w="0" w:type="dxa"/>
+              <w:left w:w="0" w:type="dxa"/>
+              <w:right w:w="0" w:type="dxa"/>
+            </w:tcMar>
+            <w:vAlign w:val="top"/>
+          </w:tcPr>
+          <w:p>
+            <w:pPr>
+              <w:jc w:val="left"/>
+              <w:pBdr>
+                <w:bottom w:val="none" w:sz="0" w:space="0" w:color="000000"/>
+                <w:top w:val="none" w:sz="0" w:space="0" w:color="000000"/>
+                <w:left w:val="none" w:sz="0" w:space="0" w:color="000000"/>
+                <w:right w:val="none" w:sz="0" w:space="0" w:color="000000"/>
+              </w:pBdr>
+              <w:spacing w:after="40" w:before="40" w:line="240"/>
+              <w:ind w:left="40" w:right="40" w:firstLine="0" w:firstLineChars="0"/>
+              <w:rPr>
+                <w:rFonts w:ascii="Arial" w:hAnsi="Arial" w:eastAsia="Arial" w:cs="Arial"/>
+                <w:i w:val="false"/>
+                <w:b w:val="false"/>
+                <w:u w:val="none"/>
+                <w:strike w:val="false"/>
+                <w:sz w:val="17"/>
+                <w:szCs w:val="17"/>
+                <w:color w:val="000000"/>
+              </w:rPr>
+            </w:pPr>
+            <w:r>
+              <w:rPr>
+                <w:rFonts w:ascii="Arial" w:hAnsi="Arial" w:eastAsia="Arial" w:cs="Arial"/>
+                <w:i w:val="false"/>
+                <w:b w:val="false"/>
+                <w:u w:val="none"/>
+                <w:strike w:val="false"/>
+                <w:sz w:val="17"/>
+                <w:szCs w:val="17"/>
+                <w:color w:val="000000"/>
+              </w:rPr>
+              <w:t xml:space="preserve">E-value reference (October 8, 2026)</w:t>
+            </w:r>
+          </w:p>
+        </w:tc>
+        <w:tc>
+          <w:tcPr>
+            <w:tcBorders>
+              <w:bottom w:val="none" w:sz="0" w:space="0" w:color="000000"/>
+              <w:top w:val="none" w:sz="0" w:space="0" w:color="000000"/>
+              <w:left w:val="none" w:sz="0" w:space="0" w:color="000000"/>
+              <w:right w:val="none" w:sz="0" w:space="0" w:color="000000"/>
+            </w:tcBorders>
+            <w:shd w:val="clear" w:color="auto" w:fill="FFFFFF"/>
+            <w:tcMar>
+              <w:top w:w="0" w:type="dxa"/>
+              <w:bottom w:w="0" w:type="dxa"/>
+              <w:left w:w="0" w:type="dxa"/>
+              <w:right w:w="0" w:type="dxa"/>
+            </w:tcMar>
+            <w:vAlign w:val="top"/>
+          </w:tcPr>
+          <w:p>
+            <w:pPr>
+              <w:jc w:val="left"/>
+              <w:pBdr>
+                <w:bottom w:val="none" w:sz="0" w:space="0" w:color="000000"/>
+                <w:top w:val="none" w:sz="0" w:space="0" w:color="000000"/>
+                <w:left w:val="none" w:sz="0" w:space="0" w:color="000000"/>
+                <w:right w:val="none" w:sz="0" w:space="0" w:color="000000"/>
+              </w:pBdr>
+              <w:spacing w:after="40" w:before="40" w:line="240"/>
+              <w:ind w:left="40" w:right="40" w:firstLine="0" w:firstLineChars="0"/>
+              <w:rPr>
+                <w:rFonts w:ascii="Arial" w:hAnsi="Arial" w:eastAsia="Arial" w:cs="Arial"/>
+                <w:i w:val="false"/>
+                <w:b w:val="false"/>
+                <w:u w:val="none"/>
+                <w:strike w:val="false"/>
+                <w:sz w:val="17"/>
+                <w:szCs w:val="17"/>
+                <w:color w:val="000000"/>
+              </w:rPr>
+            </w:pPr>
+            <w:r>
+              <w:rPr>
+                <w:rFonts w:ascii="Arial" w:hAnsi="Arial" w:eastAsia="Arial" w:cs="Arial"/>
+                <w:i w:val="false"/>
+                <w:b w:val="false"/>
+                <w:u w:val="none"/>
+                <w:strike w:val="false"/>
+                <w:sz w:val="17"/>
+                <w:szCs w:val="17"/>
+                <w:color w:val="000000"/>
+              </w:rPr>
+              <w:t xml:space="preserve">The E-value method paper (VanderWeele &amp; Ding 2017) had been cited only in the paper's reference list. It was added to the literature review (Table B, synthesis point 6), the SAP (S10; recorded as editorial amendment v1.1), the DAG document, this summary and the R Markdown, and the open-access author manuscript was saved to the literature folder</w:t>
+            </w:r>
+          </w:p>
+        </w:tc>
+        <w:tc>
+          <w:tcPr>
+            <w:tcBorders>
+              <w:bottom w:val="none" w:sz="0" w:space="0" w:color="000000"/>
+              <w:top w:val="none" w:sz="0" w:space="0" w:color="000000"/>
+              <w:left w:val="none" w:sz="0" w:space="0" w:color="000000"/>
+              <w:right w:val="none" w:sz="0" w:space="0" w:color="000000"/>
+            </w:tcBorders>
+            <w:shd w:val="clear" w:color="auto" w:fill="FFFFFF"/>
+            <w:tcMar>
+              <w:top w:w="0" w:type="dxa"/>
+              <w:bottom w:w="0" w:type="dxa"/>
+              <w:left w:w="0" w:type="dxa"/>
+              <w:right w:w="0" w:type="dxa"/>
+            </w:tcMar>
+            <w:vAlign w:val="top"/>
+          </w:tcPr>
+          <w:p>
+            <w:pPr>
+              <w:jc w:val="left"/>
+              <w:pBdr>
+                <w:bottom w:val="none" w:sz="0" w:space="0" w:color="000000"/>
+                <w:top w:val="none" w:sz="0" w:space="0" w:color="000000"/>
+                <w:left w:val="none" w:sz="0" w:space="0" w:color="000000"/>
+                <w:right w:val="none" w:sz="0" w:space="0" w:color="000000"/>
+              </w:pBdr>
+              <w:spacing w:after="40" w:before="40" w:line="240"/>
+              <w:ind w:left="40" w:right="40" w:firstLine="0" w:firstLineChars="0"/>
+              <w:rPr>
+                <w:rFonts w:ascii="Arial" w:hAnsi="Arial" w:eastAsia="Arial" w:cs="Arial"/>
+                <w:i w:val="false"/>
+                <w:b w:val="false"/>
+                <w:u w:val="none"/>
+                <w:strike w:val="false"/>
+                <w:sz w:val="17"/>
+                <w:szCs w:val="17"/>
+                <w:color w:val="000000"/>
+              </w:rPr>
+            </w:pPr>
+            <w:r>
+              <w:rPr>
+                <w:rFonts w:ascii="Arial" w:hAnsi="Arial" w:eastAsia="Arial" w:cs="Arial"/>
+                <w:i w:val="false"/>
+                <w:b w:val="false"/>
+                <w:u w:val="none"/>
+                <w:strike w:val="false"/>
+                <w:sz w:val="17"/>
+                <w:szCs w:val="17"/>
+                <w:color w:val="000000"/>
+              </w:rPr>
+              <w:t xml:space="preserve">None</w:t>
+            </w:r>
+          </w:p>
+        </w:tc>
+      </w:tr>
+      <w:tr>
+        <w:trPr>
+          <w:trHeight w:val="360" w:hRule="auto"/>
+        </w:trPr>
+        body7
+        <w:tc>
+          <w:tcPr>
+            <w:tcBorders>
+              <w:bottom w:val="none" w:sz="0" w:space="0" w:color="000000"/>
+              <w:top w:val="none" w:sz="0" w:space="0" w:color="000000"/>
+              <w:left w:val="none" w:sz="0" w:space="0" w:color="000000"/>
+              <w:right w:val="none" w:sz="0" w:space="0" w:color="000000"/>
+            </w:tcBorders>
+            <w:shd w:val="clear" w:color="auto" w:fill="FFFFFF"/>
+            <w:tcMar>
+              <w:top w:w="0" w:type="dxa"/>
+              <w:bottom w:w="0" w:type="dxa"/>
+              <w:left w:w="0" w:type="dxa"/>
+              <w:right w:w="0" w:type="dxa"/>
+            </w:tcMar>
+            <w:vAlign w:val="top"/>
+          </w:tcPr>
+          <w:p>
+            <w:pPr>
+              <w:jc w:val="left"/>
+              <w:pBdr>
+                <w:bottom w:val="none" w:sz="0" w:space="0" w:color="000000"/>
+                <w:top w:val="none" w:sz="0" w:space="0" w:color="000000"/>
+                <w:left w:val="none" w:sz="0" w:space="0" w:color="000000"/>
+                <w:right w:val="none" w:sz="0" w:space="0" w:color="000000"/>
+              </w:pBdr>
+              <w:spacing w:after="40" w:before="40" w:line="240"/>
+              <w:ind w:left="40" w:right="40" w:firstLine="0" w:firstLineChars="0"/>
+              <w:rPr>
+                <w:rFonts w:ascii="Arial" w:hAnsi="Arial" w:eastAsia="Arial" w:cs="Arial"/>
+                <w:i w:val="false"/>
+                <w:b w:val="false"/>
+                <w:u w:val="none"/>
+                <w:strike w:val="false"/>
+                <w:sz w:val="17"/>
+                <w:szCs w:val="17"/>
+                <w:color w:val="000000"/>
+              </w:rPr>
+            </w:pPr>
+            <w:r>
+              <w:rPr>
+                <w:rFonts w:ascii="Arial" w:hAnsi="Arial" w:eastAsia="Arial" w:cs="Arial"/>
+                <w:i w:val="false"/>
+                <w:b w:val="false"/>
+                <w:u w:val="none"/>
+                <w:strike w:val="false"/>
+                <w:sz w:val="17"/>
+                <w:szCs w:val="17"/>
+                <w:color w:val="000000"/>
+              </w:rPr>
+              <w:t xml:space="preserve">Paper revision (October 8, 2026)</w:t>
+            </w:r>
+          </w:p>
+        </w:tc>
+        <w:tc>
+          <w:tcPr>
+            <w:tcBorders>
+              <w:bottom w:val="none" w:sz="0" w:space="0" w:color="000000"/>
+              <w:top w:val="none" w:sz="0" w:space="0" w:color="000000"/>
+              <w:left w:val="none" w:sz="0" w:space="0" w:color="000000"/>
+              <w:right w:val="none" w:sz="0" w:space="0" w:color="000000"/>
+            </w:tcBorders>
+            <w:shd w:val="clear" w:color="auto" w:fill="FFFFFF"/>
+            <w:tcMar>
+              <w:top w:w="0" w:type="dxa"/>
+              <w:bottom w:w="0" w:type="dxa"/>
+              <w:left w:w="0" w:type="dxa"/>
+              <w:right w:w="0" w:type="dxa"/>
+            </w:tcMar>
+            <w:vAlign w:val="top"/>
+          </w:tcPr>
+          <w:p>
+            <w:pPr>
+              <w:jc w:val="left"/>
+              <w:pBdr>
+                <w:bottom w:val="none" w:sz="0" w:space="0" w:color="000000"/>
+                <w:top w:val="none" w:sz="0" w:space="0" w:color="000000"/>
+                <w:left w:val="none" w:sz="0" w:space="0" w:color="000000"/>
+                <w:right w:val="none" w:sz="0" w:space="0" w:color="000000"/>
+              </w:pBdr>
+              <w:spacing w:after="40" w:before="40" w:line="240"/>
+              <w:ind w:left="40" w:right="40" w:firstLine="0" w:firstLineChars="0"/>
+              <w:rPr>
+                <w:rFonts w:ascii="Arial" w:hAnsi="Arial" w:eastAsia="Arial" w:cs="Arial"/>
+                <w:i w:val="false"/>
+                <w:b w:val="false"/>
+                <w:u w:val="none"/>
+                <w:strike w:val="false"/>
+                <w:sz w:val="17"/>
+                <w:szCs w:val="17"/>
+                <w:color w:val="000000"/>
+              </w:rPr>
+            </w:pPr>
+            <w:r>
+              <w:rPr>
+                <w:rFonts w:ascii="Arial" w:hAnsi="Arial" w:eastAsia="Arial" w:cs="Arial"/>
+                <w:i w:val="false"/>
+                <w:b w:val="false"/>
+                <w:u w:val="none"/>
+                <w:strike w:val="false"/>
+                <w:sz w:val="17"/>
+                <w:szCs w:val="17"/>
+                <w:color w:val="000000"/>
+              </w:rPr>
+              <w:t xml:space="preserve">The paper originally cited 11 of the 18 literature-folder sources, and Hoog 2026 appeared only in the reference list. The Introduction, Methods and Discussion were revised so that all 18 sources plus VanderWeele &amp; Ding 2017 are cited in the text (19 references)</w:t>
+            </w:r>
+          </w:p>
+        </w:tc>
+        <w:tc>
+          <w:tcPr>
+            <w:tcBorders>
+              <w:bottom w:val="none" w:sz="0" w:space="0" w:color="000000"/>
+              <w:top w:val="none" w:sz="0" w:space="0" w:color="000000"/>
+              <w:left w:val="none" w:sz="0" w:space="0" w:color="000000"/>
+              <w:right w:val="none" w:sz="0" w:space="0" w:color="000000"/>
+            </w:tcBorders>
+            <w:shd w:val="clear" w:color="auto" w:fill="FFFFFF"/>
+            <w:tcMar>
+              <w:top w:w="0" w:type="dxa"/>
+              <w:bottom w:w="0" w:type="dxa"/>
+              <w:left w:w="0" w:type="dxa"/>
+              <w:right w:w="0" w:type="dxa"/>
+            </w:tcMar>
+            <w:vAlign w:val="top"/>
+          </w:tcPr>
+          <w:p>
+            <w:pPr>
+              <w:jc w:val="left"/>
+              <w:pBdr>
+                <w:bottom w:val="none" w:sz="0" w:space="0" w:color="000000"/>
+                <w:top w:val="none" w:sz="0" w:space="0" w:color="000000"/>
+                <w:left w:val="none" w:sz="0" w:space="0" w:color="000000"/>
+                <w:right w:val="none" w:sz="0" w:space="0" w:color="000000"/>
+              </w:pBdr>
+              <w:spacing w:after="40" w:before="40" w:line="240"/>
+              <w:ind w:left="40" w:right="40" w:firstLine="0" w:firstLineChars="0"/>
+              <w:rPr>
+                <w:rFonts w:ascii="Arial" w:hAnsi="Arial" w:eastAsia="Arial" w:cs="Arial"/>
+                <w:i w:val="false"/>
+                <w:b w:val="false"/>
+                <w:u w:val="none"/>
+                <w:strike w:val="false"/>
+                <w:sz w:val="17"/>
+                <w:szCs w:val="17"/>
+                <w:color w:val="000000"/>
+              </w:rPr>
+            </w:pPr>
+            <w:r>
+              <w:rPr>
+                <w:rFonts w:ascii="Arial" w:hAnsi="Arial" w:eastAsia="Arial" w:cs="Arial"/>
+                <w:i w:val="false"/>
+                <w:b w:val="false"/>
+                <w:u w:val="none"/>
+                <w:strike w:val="false"/>
+                <w:sz w:val="17"/>
+                <w:szCs w:val="17"/>
+                <w:color w:val="000000"/>
+              </w:rPr>
+              <w:t xml:space="preserve">None on results</w:t>
+            </w:r>
+          </w:p>
+        </w:tc>
+      </w:tr>
+      <w:tr>
+        <w:trPr>
+          <w:trHeight w:val="360" w:hRule="auto"/>
+        </w:trPr>
+        body8
         <w:tc>
           <w:tcPr>
             <w:tcBorders>

--- a/07_reports/05_Research_Step_Summary.docx
+++ b/07_reports/05_Research_Step_Summary.docx
@@ -13708,6 +13708,174 @@
           <w:trHeight w:val="360" w:hRule="auto"/>
         </w:trPr>
         body8
+        <w:tc>
+          <w:tcPr>
+            <w:tcBorders>
+              <w:bottom w:val="none" w:sz="0" w:space="0" w:color="000000"/>
+              <w:top w:val="none" w:sz="0" w:space="0" w:color="000000"/>
+              <w:left w:val="none" w:sz="0" w:space="0" w:color="000000"/>
+              <w:right w:val="none" w:sz="0" w:space="0" w:color="000000"/>
+            </w:tcBorders>
+            <w:shd w:val="clear" w:color="auto" w:fill="FFFFFF"/>
+            <w:tcMar>
+              <w:top w:w="0" w:type="dxa"/>
+              <w:bottom w:w="0" w:type="dxa"/>
+              <w:left w:w="0" w:type="dxa"/>
+              <w:right w:w="0" w:type="dxa"/>
+            </w:tcMar>
+            <w:vAlign w:val="top"/>
+          </w:tcPr>
+          <w:p>
+            <w:pPr>
+              <w:jc w:val="left"/>
+              <w:pBdr>
+                <w:bottom w:val="none" w:sz="0" w:space="0" w:color="000000"/>
+                <w:top w:val="none" w:sz="0" w:space="0" w:color="000000"/>
+                <w:left w:val="none" w:sz="0" w:space="0" w:color="000000"/>
+                <w:right w:val="none" w:sz="0" w:space="0" w:color="000000"/>
+              </w:pBdr>
+              <w:spacing w:after="40" w:before="40" w:line="240"/>
+              <w:ind w:left="40" w:right="40" w:firstLine="0" w:firstLineChars="0"/>
+              <w:rPr>
+                <w:rFonts w:ascii="Arial" w:hAnsi="Arial" w:eastAsia="Arial" w:cs="Arial"/>
+                <w:i w:val="false"/>
+                <w:b w:val="false"/>
+                <w:u w:val="none"/>
+                <w:strike w:val="false"/>
+                <w:sz w:val="17"/>
+                <w:szCs w:val="17"/>
+                <w:color w:val="000000"/>
+              </w:rPr>
+            </w:pPr>
+            <w:r>
+              <w:rPr>
+                <w:rFonts w:ascii="Arial" w:hAnsi="Arial" w:eastAsia="Arial" w:cs="Arial"/>
+                <w:i w:val="false"/>
+                <w:b w:val="false"/>
+                <w:u w:val="none"/>
+                <w:strike w:val="false"/>
+                <w:sz w:val="17"/>
+                <w:szCs w:val="17"/>
+                <w:color w:val="000000"/>
+              </w:rPr>
+              <w:t xml:space="preserve">Author revision of the paper (October 8, 2026)</w:t>
+            </w:r>
+          </w:p>
+        </w:tc>
+        <w:tc>
+          <w:tcPr>
+            <w:tcBorders>
+              <w:bottom w:val="none" w:sz="0" w:space="0" w:color="000000"/>
+              <w:top w:val="none" w:sz="0" w:space="0" w:color="000000"/>
+              <w:left w:val="none" w:sz="0" w:space="0" w:color="000000"/>
+              <w:right w:val="none" w:sz="0" w:space="0" w:color="000000"/>
+            </w:tcBorders>
+            <w:shd w:val="clear" w:color="auto" w:fill="FFFFFF"/>
+            <w:tcMar>
+              <w:top w:w="0" w:type="dxa"/>
+              <w:bottom w:w="0" w:type="dxa"/>
+              <w:left w:w="0" w:type="dxa"/>
+              <w:right w:w="0" w:type="dxa"/>
+            </w:tcMar>
+            <w:vAlign w:val="top"/>
+          </w:tcPr>
+          <w:p>
+            <w:pPr>
+              <w:jc w:val="left"/>
+              <w:pBdr>
+                <w:bottom w:val="none" w:sz="0" w:space="0" w:color="000000"/>
+                <w:top w:val="none" w:sz="0" w:space="0" w:color="000000"/>
+                <w:left w:val="none" w:sz="0" w:space="0" w:color="000000"/>
+                <w:right w:val="none" w:sz="0" w:space="0" w:color="000000"/>
+              </w:pBdr>
+              <w:spacing w:after="40" w:before="40" w:line="240"/>
+              <w:ind w:left="40" w:right="40" w:firstLine="0" w:firstLineChars="0"/>
+              <w:rPr>
+                <w:rFonts w:ascii="Arial" w:hAnsi="Arial" w:eastAsia="Arial" w:cs="Arial"/>
+                <w:i w:val="false"/>
+                <w:b w:val="false"/>
+                <w:u w:val="none"/>
+                <w:strike w:val="false"/>
+                <w:sz w:val="17"/>
+                <w:szCs w:val="17"/>
+                <w:color w:val="000000"/>
+              </w:rPr>
+            </w:pPr>
+            <w:r>
+              <w:rPr>
+                <w:rFonts w:ascii="Arial" w:hAnsi="Arial" w:eastAsia="Arial" w:cs="Arial"/>
+                <w:i w:val="false"/>
+                <w:b w:val="false"/>
+                <w:u w:val="none"/>
+                <w:strike w:val="false"/>
+                <w:sz w:val="17"/>
+                <w:szCs w:val="17"/>
+                <w:color w:val="000000"/>
+              </w:rPr>
+              <w:t xml:space="preserve">The author revised the paper's wording into formal academic voice and added Figures 2, 3 and 5 and Supplementary Figures S1-S3 (Schoenfeld residuals, both DAGs). The Markdown source (docs_src/06_Research_Paper.md) was updated to match, and a round-trip rebuild was checked to give identical text, images and formatting</w:t>
+            </w:r>
+          </w:p>
+        </w:tc>
+        <w:tc>
+          <w:tcPr>
+            <w:tcBorders>
+              <w:bottom w:val="none" w:sz="0" w:space="0" w:color="000000"/>
+              <w:top w:val="none" w:sz="0" w:space="0" w:color="000000"/>
+              <w:left w:val="none" w:sz="0" w:space="0" w:color="000000"/>
+              <w:right w:val="none" w:sz="0" w:space="0" w:color="000000"/>
+            </w:tcBorders>
+            <w:shd w:val="clear" w:color="auto" w:fill="FFFFFF"/>
+            <w:tcMar>
+              <w:top w:w="0" w:type="dxa"/>
+              <w:bottom w:w="0" w:type="dxa"/>
+              <w:left w:w="0" w:type="dxa"/>
+              <w:right w:w="0" w:type="dxa"/>
+            </w:tcMar>
+            <w:vAlign w:val="top"/>
+          </w:tcPr>
+          <w:p>
+            <w:pPr>
+              <w:jc w:val="left"/>
+              <w:pBdr>
+                <w:bottom w:val="none" w:sz="0" w:space="0" w:color="000000"/>
+                <w:top w:val="none" w:sz="0" w:space="0" w:color="000000"/>
+                <w:left w:val="none" w:sz="0" w:space="0" w:color="000000"/>
+                <w:right w:val="none" w:sz="0" w:space="0" w:color="000000"/>
+              </w:pBdr>
+              <w:spacing w:after="40" w:before="40" w:line="240"/>
+              <w:ind w:left="40" w:right="40" w:firstLine="0" w:firstLineChars="0"/>
+              <w:rPr>
+                <w:rFonts w:ascii="Arial" w:hAnsi="Arial" w:eastAsia="Arial" w:cs="Arial"/>
+                <w:i w:val="false"/>
+                <w:b w:val="false"/>
+                <w:u w:val="none"/>
+                <w:strike w:val="false"/>
+                <w:sz w:val="17"/>
+                <w:szCs w:val="17"/>
+                <w:color w:val="000000"/>
+              </w:rPr>
+            </w:pPr>
+            <w:r>
+              <w:rPr>
+                <w:rFonts w:ascii="Arial" w:hAnsi="Arial" w:eastAsia="Arial" w:cs="Arial"/>
+                <w:i w:val="false"/>
+                <w:b w:val="false"/>
+                <w:u w:val="none"/>
+                <w:strike w:val="false"/>
+                <w:sz w:val="17"/>
+                <w:szCs w:val="17"/>
+                <w:color w:val="000000"/>
+              </w:rPr>
+              <w:t xml:space="preserve">None on results</w:t>
+            </w:r>
+          </w:p>
+        </w:tc>
+      </w:tr>
+      <w:tr>
+        <w:trPr>
+          <w:trHeight w:val="360" w:hRule="auto"/>
+        </w:trPr>
+        body9
         <w:tc>
           <w:tcPr>
             <w:tcBorders>
